--- a/GUIDE_DEVELOPPEMENT/documents-legaux/MENTIONS_LEGALES.docx
+++ b/GUIDE_DEVELOPPEMENT/documents-legaux/MENTIONS_LEGALES.docx
@@ -127,7 +127,7 @@
           <w:sz w:val="22"/>
           <w:szCs w:val="22"/>
         </w:rPr>
-        <w:t xml:space="preserve">E-mail : reminotta@breakeatapp.com — Téléphone : 06 46 69 56 75.</w:t>
+        <w:t xml:space="preserve">E-mail : contact@breakeatapp.com — Téléphone : 06 46 69 56 75.</w:t>
       </w:r>
     </w:p>
     <w:p>
@@ -519,7 +519,7 @@
           <w:sz w:val="22"/>
           <w:szCs w:val="22"/>
         </w:rPr>
-        <w:t xml:space="preserve">Pour toute question relative aux données personnelles : reminotta@breakeatapp.com.</w:t>
+        <w:t xml:space="preserve">Pour toute question relative aux données personnelles : contact@breakeatapp.com.</w:t>
       </w:r>
     </w:p>
     <w:p>
@@ -621,7 +621,7 @@
           <w:sz w:val="22"/>
           <w:szCs w:val="22"/>
         </w:rPr>
-        <w:t xml:space="preserve">E-mail : reminotta@breakeatapp.com</w:t>
+        <w:t xml:space="preserve">E-mail : contact@breakeatapp.com</w:t>
       </w:r>
     </w:p>
     <w:p>
